--- a/testakten/insolvenzplan-starug-planwerkstatt-metallbau-hansa/mandatsnotiz_erstgespraech.docx
+++ b/testakten/insolvenzplan-starug-planwerkstatt-metallbau-hansa/mandatsnotiz_erstgespraech.docx
@@ -4,11 +4,12 @@
   <w:body>
     <w:p>
       <w:pPr>
+        <w:spacing w:after="160" w:line="259" w:lineRule="auto"/>
         <w:jc w:val="left"/>
       </w:pPr>
       <w:r>
         <w:rPr>
-          <w:rFonts w:ascii="Calibri" w:hAnsi="Calibri"/>
+          <w:rFonts w:ascii="Times New Roman" w:hAnsi="Times New Roman"/>
           <w:b/>
           <w:color w:val="003C5A"/>
           <w:sz w:val="28"/>
@@ -17,6 +18,9 @@
       </w:r>
     </w:p>
     <w:p>
+      <w:pPr>
+        <w:spacing w:line="259" w:lineRule="auto" w:after="60"/>
+      </w:pPr>
       <w:r>
         <w:rPr>
           <w:rFonts w:ascii="Calibri" w:hAnsi="Calibri"/>
@@ -27,15 +31,20 @@
         <w:t>Große Bleichen 19  |  20354 Hamburg  |  Tel. 040 / 38 84 21-0  |  kanzlei@westphal-partner.de</w:t>
       </w:r>
     </w:p>
-    <w:p/>
     <w:p>
       <w:pPr>
+        <w:spacing w:line="259" w:lineRule="auto" w:after="60"/>
+      </w:pPr>
+    </w:p>
+    <w:p>
+      <w:pPr>
+        <w:spacing w:before="120" w:after="60" w:line="259" w:lineRule="auto"/>
         <w:jc w:val="right"/>
       </w:pPr>
       <w:r>
         <w:rPr>
-          <w:rFonts w:ascii="Calibri" w:hAnsi="Calibri"/>
-          <w:b w:val="0"/>
+          <w:rFonts w:ascii="Times New Roman" w:hAnsi="Times New Roman"/>
+          <w:b/>
           <w:sz w:val="22"/>
         </w:rPr>
         <w:t>Hamburg, den 12. Mai 2026</w:t>
@@ -43,13 +52,13 @@
     </w:p>
     <w:p>
       <w:pPr>
-        <w:spacing w:before="240" w:after="80"/>
+        <w:spacing w:before="120" w:after="60" w:line="259" w:lineRule="auto"/>
       </w:pPr>
       <w:r>
         <w:rPr>
-          <w:rFonts w:ascii="Calibri" w:hAnsi="Calibri"/>
+          <w:rFonts w:ascii="Times New Roman" w:hAnsi="Times New Roman"/>
           <w:b/>
-          <w:sz w:val="24"/>
+          <w:sz w:val="22"/>
         </w:rPr>
         <w:t>MANDATSNOTIZ – INTERN VERTRAULICH</w:t>
       </w:r>
@@ -289,23 +298,27 @@
         </w:tc>
       </w:tr>
     </w:tbl>
-    <w:p/>
     <w:p>
       <w:pPr>
-        <w:spacing w:before="240" w:after="80"/>
+        <w:spacing w:line="259" w:lineRule="auto" w:after="60"/>
+      </w:pPr>
+    </w:p>
+    <w:p>
+      <w:pPr>
+        <w:spacing w:before="120" w:after="60" w:line="259" w:lineRule="auto"/>
       </w:pPr>
       <w:r>
         <w:rPr>
-          <w:rFonts w:ascii="Calibri" w:hAnsi="Calibri"/>
+          <w:rFonts w:ascii="Times New Roman" w:hAnsi="Times New Roman"/>
           <w:b/>
-          <w:sz w:val="24"/>
+          <w:sz w:val="22"/>
         </w:rPr>
         <w:t>1. Ausgangslage und Mandatsanlass</w:t>
       </w:r>
     </w:p>
     <w:p>
       <w:pPr>
-        <w:spacing w:after="80"/>
+        <w:spacing w:after="80" w:line="259" w:lineRule="auto"/>
       </w:pPr>
       <w:r>
         <w:rPr>
@@ -318,7 +331,7 @@
     </w:p>
     <w:p>
       <w:pPr>
-        <w:spacing w:after="80"/>
+        <w:spacing w:after="80" w:line="259" w:lineRule="auto"/>
       </w:pPr>
       <w:r>
         <w:rPr>
@@ -331,7 +344,7 @@
     </w:p>
     <w:p>
       <w:pPr>
-        <w:spacing w:before="240" w:after="80"/>
+        <w:spacing w:before="240" w:after="80" w:line="259" w:lineRule="auto"/>
       </w:pPr>
       <w:r>
         <w:rPr>
@@ -833,10 +846,14 @@
         </w:tc>
       </w:tr>
     </w:tbl>
-    <w:p/>
     <w:p>
       <w:pPr>
-        <w:spacing w:before="240" w:after="80"/>
+        <w:spacing w:line="259" w:lineRule="auto" w:after="60"/>
+      </w:pPr>
+    </w:p>
+    <w:p>
+      <w:pPr>
+        <w:spacing w:before="240" w:after="80" w:line="259" w:lineRule="auto"/>
       </w:pPr>
       <w:r>
         <w:rPr>
@@ -850,6 +867,7 @@
     <w:p>
       <w:pPr>
         <w:pStyle w:val="ListBullet"/>
+        <w:spacing w:line="259" w:lineRule="auto" w:after="60"/>
       </w:pPr>
       <w:r>
         <w:rPr>
@@ -871,6 +889,7 @@
     <w:p>
       <w:pPr>
         <w:pStyle w:val="ListBullet"/>
+        <w:spacing w:line="259" w:lineRule="auto" w:after="60"/>
       </w:pPr>
       <w:r>
         <w:rPr>
@@ -892,6 +911,7 @@
     <w:p>
       <w:pPr>
         <w:pStyle w:val="ListBullet"/>
+        <w:spacing w:line="259" w:lineRule="auto" w:after="60"/>
       </w:pPr>
       <w:r>
         <w:rPr>
@@ -912,7 +932,7 @@
     </w:p>
     <w:p>
       <w:pPr>
-        <w:spacing w:before="240" w:after="80"/>
+        <w:spacing w:before="240" w:after="80" w:line="259" w:lineRule="auto"/>
       </w:pPr>
       <w:r>
         <w:rPr>
@@ -1217,10 +1237,14 @@
         </w:tc>
       </w:tr>
     </w:tbl>
-    <w:p/>
     <w:p>
       <w:pPr>
-        <w:spacing w:before="240" w:after="80"/>
+        <w:spacing w:line="259" w:lineRule="auto" w:after="60"/>
+      </w:pPr>
+    </w:p>
+    <w:p>
+      <w:pPr>
+        <w:spacing w:before="240" w:after="80" w:line="259" w:lineRule="auto"/>
       </w:pPr>
       <w:r>
         <w:rPr>
@@ -1233,7 +1257,7 @@
     </w:p>
     <w:p>
       <w:pPr>
-        <w:spacing w:after="80"/>
+        <w:spacing w:after="80" w:line="259" w:lineRule="auto"/>
       </w:pPr>
       <w:r>
         <w:rPr>
@@ -1246,7 +1270,7 @@
     </w:p>
     <w:p>
       <w:pPr>
-        <w:spacing w:before="240" w:after="80"/>
+        <w:spacing w:before="240" w:after="80" w:line="259" w:lineRule="auto"/>
       </w:pPr>
       <w:r>
         <w:rPr>
@@ -1259,7 +1283,7 @@
     </w:p>
     <w:p>
       <w:pPr>
-        <w:spacing w:after="80"/>
+        <w:spacing w:after="80" w:line="259" w:lineRule="auto"/>
       </w:pPr>
       <w:r>
         <w:rPr>
@@ -1270,8 +1294,15 @@
         <w:t>Die Kanzlei vertritt ausschließlich die Metallbau Hansa GmbH als Gesellschaft, nicht die Geschäftsführer persönlich. Bei Interessenkonflikt wird die Kanzlei unverzüglich informieren. Diese Notiz ist vertraulich und unterliegt dem anwaltlichen Berufsgeheimnis.</w:t>
       </w:r>
     </w:p>
-    <w:p/>
     <w:p>
+      <w:pPr>
+        <w:spacing w:line="259" w:lineRule="auto" w:after="60"/>
+      </w:pPr>
+    </w:p>
+    <w:p>
+      <w:pPr>
+        <w:spacing w:line="259" w:lineRule="auto" w:after="60"/>
+      </w:pPr>
       <w:r>
         <w:rPr>
           <w:rFonts w:ascii="Calibri" w:hAnsi="Calibri"/>
@@ -1283,13 +1314,58 @@
       </w:r>
     </w:p>
     <w:sectPr>
+      <w:headerReference w:type="default" r:id="rId9"/>
+      <w:footerReference w:type="default" r:id="rId10"/>
       <w:pgSz w:w="12240" w:h="15840"/>
-      <w:pgMar w:top="1417" w:right="1417" w:bottom="1417" w:left="1701" w:header="720" w:footer="720" w:gutter="0"/>
+      <w:pgMar w:top="1191" w:right="1247" w:bottom="1134" w:left="1361" w:header="720" w:footer="720" w:gutter="0"/>
       <w:cols w:space="720"/>
       <w:docGrid w:linePitch="360"/>
     </w:sectPr>
   </w:body>
 </w:document>
+</file>
+
+<file path=word/footer1.xml><?xml version="1.0" encoding="utf-8"?>
+<w:ftr xmlns:m="http://schemas.openxmlformats.org/officeDocument/2006/math" xmlns:mc="http://schemas.openxmlformats.org/markup-compatibility/2006" xmlns:mo="http://schemas.microsoft.com/office/mac/office/2008/main" xmlns:mv="urn:schemas-microsoft-com:mac:vml" xmlns:o="urn:schemas-microsoft-com:office:office" xmlns:r="http://schemas.openxmlformats.org/officeDocument/2006/relationships" xmlns:v="urn:schemas-microsoft-com:vml" xmlns:w10="urn:schemas-microsoft-com:office:word" xmlns:w14="http://schemas.microsoft.com/office/word/2010/wordml" xmlns:w="http://schemas.openxmlformats.org/wordprocessingml/2006/main" xmlns:wne="http://schemas.microsoft.com/office/word/2006/wordml" xmlns:wp14="http://schemas.microsoft.com/office/word/2010/wordprocessingDrawing" xmlns:wp="http://schemas.openxmlformats.org/drawingml/2006/wordprocessingDrawing" xmlns:wpc="http://schemas.microsoft.com/office/word/2010/wordprocessingCanvas" xmlns:wpg="http://schemas.microsoft.com/office/word/2010/wordprocessingGroup" xmlns:wpi="http://schemas.microsoft.com/office/word/2010/wordprocessingInk" xmlns:wps="http://schemas.microsoft.com/office/word/2010/wordprocessingShape" mc:Ignorable="w14 wp14">
+  <w:p>
+    <w:pPr>
+      <w:pStyle w:val="Footer"/>
+      <w:jc w:val="left"/>
+    </w:pPr>
+    <w:r/>
+    <w:r>
+      <w:rPr>
+        <w:rFonts w:ascii="Times New Roman" w:hAnsi="Times New Roman"/>
+        <w:b w:val="0"/>
+        <w:color w:val="777777"/>
+        <w:sz w:val="17"/>
+      </w:rPr>
+      <w:t>Vertraulich | Bearbeitungsstand Juli 2026 | nur zur Aktenbearbeitung</w:t>
+    </w:r>
+  </w:p>
+</w:ftr>
+</file>
+
+<file path=word/header1.xml><?xml version="1.0" encoding="utf-8"?>
+<w:hdr xmlns:m="http://schemas.openxmlformats.org/officeDocument/2006/math" xmlns:mc="http://schemas.openxmlformats.org/markup-compatibility/2006" xmlns:mo="http://schemas.microsoft.com/office/mac/office/2008/main" xmlns:mv="urn:schemas-microsoft-com:mac:vml" xmlns:o="urn:schemas-microsoft-com:office:office" xmlns:r="http://schemas.openxmlformats.org/officeDocument/2006/relationships" xmlns:v="urn:schemas-microsoft-com:vml" xmlns:w10="urn:schemas-microsoft-com:office:word" xmlns:w14="http://schemas.microsoft.com/office/word/2010/wordml" xmlns:w="http://schemas.openxmlformats.org/wordprocessingml/2006/main" xmlns:wne="http://schemas.microsoft.com/office/word/2006/wordml" xmlns:wp14="http://schemas.microsoft.com/office/word/2010/wordprocessingDrawing" xmlns:wp="http://schemas.openxmlformats.org/drawingml/2006/wordprocessingDrawing" xmlns:wpc="http://schemas.microsoft.com/office/word/2010/wordprocessingCanvas" xmlns:wpg="http://schemas.microsoft.com/office/word/2010/wordprocessingGroup" xmlns:wpi="http://schemas.microsoft.com/office/word/2010/wordprocessingInk" xmlns:wps="http://schemas.microsoft.com/office/word/2010/wordprocessingShape" mc:Ignorable="w14 wp14">
+  <w:p>
+    <w:pPr>
+      <w:pStyle w:val="Header"/>
+      <w:jc w:val="left"/>
+    </w:pPr>
+    <w:r/>
+    <w:r>
+      <w:rPr>
+        <w:rFonts w:ascii="Times New Roman" w:hAnsi="Times New Roman"/>
+        <w:b w:val="0"/>
+        <w:i w:val="0"/>
+        <w:color w:val="666666"/>
+        <w:sz w:val="17"/>
+      </w:rPr>
+      <w:t>Lindenhof und Partner mbB | Insolvenz- und Restrukturierungsakte | Bearbeitungsstand Juli 2026</w:t>
+    </w:r>
+  </w:p>
+</w:hdr>
 </file>
 
 <file path=word/numbering.xml><?xml version="1.0" encoding="utf-8"?>
@@ -1655,6 +1731,10 @@
     <w:name w:val="Normal"/>
     <w:qFormat/>
     <w:rsid w:val="00FC693F"/>
+    <w:rPr>
+      <w:rFonts w:ascii="Times New Roman" w:hAnsi="Times New Roman"/>
+      <w:sz w:val="22"/>
+    </w:rPr>
   </w:style>
   <w:style w:type="paragraph" w:styleId="Header">
     <w:name w:val="header"/>
@@ -1715,7 +1795,7 @@
       <w:outlineLvl w:val="0"/>
     </w:pPr>
     <w:rPr>
-      <w:rFonts w:asciiTheme="majorHAnsi" w:eastAsiaTheme="majorEastAsia" w:hAnsiTheme="majorHAnsi" w:cstheme="majorBidi"/>
+      <w:rFonts w:asciiTheme="majorHAnsi" w:eastAsiaTheme="majorEastAsia" w:hAnsiTheme="majorHAnsi" w:cstheme="majorBidi" w:ascii="Times New Roman" w:hAnsi="Times New Roman"/>
       <w:b/>
       <w:bCs/>
       <w:color w:val="365F91" w:themeColor="accent1" w:themeShade="BF"/>
@@ -1739,11 +1819,11 @@
       <w:outlineLvl w:val="1"/>
     </w:pPr>
     <w:rPr>
-      <w:rFonts w:asciiTheme="majorHAnsi" w:eastAsiaTheme="majorEastAsia" w:hAnsiTheme="majorHAnsi" w:cstheme="majorBidi"/>
+      <w:rFonts w:asciiTheme="majorHAnsi" w:eastAsiaTheme="majorEastAsia" w:hAnsiTheme="majorHAnsi" w:cstheme="majorBidi" w:ascii="Times New Roman" w:hAnsi="Times New Roman"/>
       <w:b/>
       <w:bCs/>
       <w:color w:val="4F81BD" w:themeColor="accent1"/>
-      <w:sz w:val="26"/>
+      <w:sz w:val="24"/>
       <w:szCs w:val="26"/>
     </w:rPr>
   </w:style>
@@ -2004,11 +2084,12 @@
       <w:contextualSpacing/>
     </w:pPr>
     <w:rPr>
-      <w:rFonts w:asciiTheme="majorHAnsi" w:eastAsiaTheme="majorEastAsia" w:hAnsiTheme="majorHAnsi" w:cstheme="majorBidi"/>
+      <w:rFonts w:asciiTheme="majorHAnsi" w:eastAsiaTheme="majorEastAsia" w:hAnsiTheme="majorHAnsi" w:cstheme="majorBidi" w:ascii="Times New Roman" w:hAnsi="Times New Roman"/>
+      <w:b/>
       <w:color w:val="17365D" w:themeColor="text2" w:themeShade="BF"/>
       <w:spacing w:val="5"/>
       <w:kern w:val="28"/>
-      <w:sz w:val="52"/>
+      <w:sz w:val="30"/>
       <w:szCs w:val="52"/>
     </w:rPr>
   </w:style>
